--- a/docs/rapport-stage/memoire-stage-andre-yoann-kenmogne-v12.docx
+++ b/docs/rapport-stage/memoire-stage-andre-yoann-kenmogne-v12.docx
@@ -7725,8 +7725,6 @@
     </w:p>
     <w:p>
       <w:pPr>
-        <w:ind w:firstLine="720"/>
-        <w:jc w:val="both"/>
         <w:rPr>
           <w:lang w:val="en-US"/>
         </w:rPr>
